--- a/.docu/Memòria/Esquema memòria.docx
+++ b/.docu/Memòria/Esquema memòria.docx
@@ -19,6 +19,24 @@
         </w:rPr>
         <w:t>Teoria inicial</w:t>
       </w:r>
+      <w:r>
+        <w:rPr>
+          <w:rFonts w:ascii="Arial" w:hAnsi="Arial" w:cs="Arial"/>
+        </w:rPr>
+        <w:t xml:space="preserve"> </w:t>
+      </w:r>
+      <w:r>
+        <w:rPr>
+          <w:rFonts w:ascii="Arial" w:hAnsi="Arial" w:cs="Arial"/>
+        </w:rPr>
+        <w:sym w:font="Wingdings" w:char="F0DF"/>
+      </w:r>
+      <w:r>
+        <w:rPr>
+          <w:rFonts w:ascii="Arial" w:hAnsi="Arial" w:cs="Arial"/>
+        </w:rPr>
+        <w:t xml:space="preserve"> falta citar</w:t>
+      </w:r>
     </w:p>
     <w:p>
       <w:pPr>
@@ -29,11 +47,13 @@
         </w:numPr>
         <w:rPr>
           <w:rFonts w:ascii="Arial" w:hAnsi="Arial" w:cs="Arial"/>
-        </w:rPr>
-      </w:pPr>
-      <w:r>
-        <w:rPr>
-          <w:rFonts w:ascii="Arial" w:hAnsi="Arial" w:cs="Arial"/>
+          <w:color w:val="8DD873" w:themeColor="accent6" w:themeTint="99"/>
+        </w:rPr>
+      </w:pPr>
+      <w:r>
+        <w:rPr>
+          <w:rFonts w:ascii="Arial" w:hAnsi="Arial" w:cs="Arial"/>
+          <w:color w:val="8DD873" w:themeColor="accent6" w:themeTint="99"/>
         </w:rPr>
         <w:t>Graf dirigit / no dirigit</w:t>
       </w:r>
@@ -47,11 +67,13 @@
         </w:numPr>
         <w:rPr>
           <w:rFonts w:ascii="Arial" w:hAnsi="Arial" w:cs="Arial"/>
-        </w:rPr>
-      </w:pPr>
-      <w:r>
-        <w:rPr>
-          <w:rFonts w:ascii="Arial" w:hAnsi="Arial" w:cs="Arial"/>
+          <w:color w:val="8DD873" w:themeColor="accent6" w:themeTint="99"/>
+        </w:rPr>
+      </w:pPr>
+      <w:r>
+        <w:rPr>
+          <w:rFonts w:ascii="Arial" w:hAnsi="Arial" w:cs="Arial"/>
+          <w:color w:val="8DD873" w:themeColor="accent6" w:themeTint="99"/>
         </w:rPr>
         <w:t>Graf amb pesos</w:t>
       </w:r>
@@ -65,23 +87,27 @@
         </w:numPr>
         <w:rPr>
           <w:rFonts w:ascii="Arial" w:hAnsi="Arial" w:cs="Arial"/>
-        </w:rPr>
-      </w:pPr>
-      <w:r>
-        <w:rPr>
-          <w:rFonts w:ascii="Arial" w:hAnsi="Arial" w:cs="Arial"/>
+          <w:color w:val="8DD873" w:themeColor="accent6" w:themeTint="99"/>
+        </w:rPr>
+      </w:pPr>
+      <w:r>
+        <w:rPr>
+          <w:rFonts w:ascii="Arial" w:hAnsi="Arial" w:cs="Arial"/>
+          <w:color w:val="8DD873" w:themeColor="accent6" w:themeTint="99"/>
         </w:rPr>
         <w:t xml:space="preserve">Shortest Paths </w:t>
       </w:r>
       <w:r>
         <w:rPr>
           <w:rFonts w:ascii="Arial" w:hAnsi="Arial" w:cs="Arial"/>
+          <w:color w:val="8DD873" w:themeColor="accent6" w:themeTint="99"/>
         </w:rPr>
         <w:sym w:font="Wingdings" w:char="F0DF"/>
       </w:r>
       <w:r>
         <w:rPr>
           <w:rFonts w:ascii="Arial" w:hAnsi="Arial" w:cs="Arial"/>
+          <w:color w:val="8DD873" w:themeColor="accent6" w:themeTint="99"/>
         </w:rPr>
         <w:t xml:space="preserve"> non unique</w:t>
       </w:r>
@@ -95,11 +121,13 @@
         </w:numPr>
         <w:rPr>
           <w:rFonts w:ascii="Arial" w:hAnsi="Arial" w:cs="Arial"/>
-        </w:rPr>
-      </w:pPr>
-      <w:r>
-        <w:rPr>
-          <w:rFonts w:ascii="Arial" w:hAnsi="Arial" w:cs="Arial"/>
+          <w:color w:val="8DD873" w:themeColor="accent6" w:themeTint="99"/>
+        </w:rPr>
+      </w:pPr>
+      <w:r>
+        <w:rPr>
+          <w:rFonts w:ascii="Arial" w:hAnsi="Arial" w:cs="Arial"/>
+          <w:color w:val="8DD873" w:themeColor="accent6" w:themeTint="99"/>
         </w:rPr>
         <w:t>Optimum weight</w:t>
       </w:r>
@@ -238,9 +266,121 @@
     </w:p>
     <w:p>
       <w:pPr>
+        <w:rPr>
+          <w:rFonts w:ascii="Arial" w:hAnsi="Arial" w:cs="Arial"/>
+        </w:rPr>
+      </w:pPr>
+      <w:r>
+        <w:rPr>
+          <w:rFonts w:ascii="Arial" w:hAnsi="Arial" w:cs="Arial"/>
+        </w:rPr>
+        <w:t>Altres parts</w:t>
+      </w:r>
+    </w:p>
+    <w:p>
+      <w:pPr>
         <w:pStyle w:val="ListParagraph"/>
         <w:numPr>
           <w:ilvl w:val="0"/>
+          <w:numId w:val="1"/>
+        </w:numPr>
+        <w:rPr>
+          <w:rFonts w:ascii="Arial" w:hAnsi="Arial" w:cs="Arial"/>
+        </w:rPr>
+      </w:pPr>
+      <w:r>
+        <w:rPr>
+          <w:rFonts w:ascii="Arial" w:hAnsi="Arial" w:cs="Arial"/>
+        </w:rPr>
+        <w:t>Portada</w:t>
+      </w:r>
+    </w:p>
+    <w:p>
+      <w:pPr>
+        <w:pStyle w:val="ListParagraph"/>
+        <w:numPr>
+          <w:ilvl w:val="0"/>
+          <w:numId w:val="1"/>
+        </w:numPr>
+        <w:rPr>
+          <w:rFonts w:ascii="Arial" w:hAnsi="Arial" w:cs="Arial"/>
+        </w:rPr>
+      </w:pPr>
+      <w:r>
+        <w:rPr>
+          <w:rFonts w:ascii="Arial" w:hAnsi="Arial" w:cs="Arial"/>
+        </w:rPr>
+        <w:t>Resum</w:t>
+      </w:r>
+    </w:p>
+    <w:p>
+      <w:pPr>
+        <w:pStyle w:val="ListParagraph"/>
+        <w:numPr>
+          <w:ilvl w:val="0"/>
+          <w:numId w:val="1"/>
+        </w:numPr>
+        <w:rPr>
+          <w:rFonts w:ascii="Arial" w:hAnsi="Arial" w:cs="Arial"/>
+        </w:rPr>
+      </w:pPr>
+      <w:r>
+        <w:rPr>
+          <w:rFonts w:ascii="Arial" w:hAnsi="Arial" w:cs="Arial"/>
+        </w:rPr>
+        <w:t>Agraïments</w:t>
+      </w:r>
+    </w:p>
+    <w:p>
+      <w:pPr>
+        <w:rPr>
+          <w:rFonts w:ascii="Arial" w:hAnsi="Arial" w:cs="Arial"/>
+        </w:rPr>
+      </w:pPr>
+    </w:p>
+    <w:p>
+      <w:pPr>
+        <w:rPr>
+          <w:rFonts w:ascii="Arial" w:hAnsi="Arial" w:cs="Arial"/>
+        </w:rPr>
+      </w:pPr>
+    </w:p>
+    <w:p>
+      <w:pPr>
+        <w:rPr>
+          <w:rFonts w:ascii="Arial" w:hAnsi="Arial" w:cs="Arial"/>
+        </w:rPr>
+      </w:pPr>
+      <w:r>
+        <w:rPr>
+          <w:rFonts w:ascii="Arial" w:hAnsi="Arial" w:cs="Arial"/>
+        </w:rPr>
+        <w:t>Cos del treball</w:t>
+      </w:r>
+    </w:p>
+    <w:p>
+      <w:pPr>
+        <w:pStyle w:val="ListParagraph"/>
+        <w:numPr>
+          <w:ilvl w:val="0"/>
+          <w:numId w:val="4"/>
+        </w:numPr>
+        <w:rPr>
+          <w:rFonts w:ascii="Arial" w:hAnsi="Arial" w:cs="Arial"/>
+        </w:rPr>
+      </w:pPr>
+      <w:r>
+        <w:rPr>
+          <w:rFonts w:ascii="Arial" w:hAnsi="Arial" w:cs="Arial"/>
+        </w:rPr>
+        <w:t>Introducció</w:t>
+      </w:r>
+    </w:p>
+    <w:p>
+      <w:pPr>
+        <w:pStyle w:val="ListParagraph"/>
+        <w:numPr>
+          <w:ilvl w:val="0"/>
           <w:numId w:val="4"/>
         </w:numPr>
         <w:rPr>
@@ -473,6 +613,24 @@
         <w:rPr>
           <w:rFonts w:ascii="Arial" w:hAnsi="Arial" w:cs="Arial"/>
         </w:rPr>
+        <w:t>Cut-Dijkstra</w:t>
+      </w:r>
+    </w:p>
+    <w:p>
+      <w:pPr>
+        <w:pStyle w:val="ListParagraph"/>
+        <w:numPr>
+          <w:ilvl w:val="2"/>
+          <w:numId w:val="4"/>
+        </w:numPr>
+        <w:rPr>
+          <w:rFonts w:ascii="Arial" w:hAnsi="Arial" w:cs="Arial"/>
+        </w:rPr>
+      </w:pPr>
+      <w:r>
+        <w:rPr>
+          <w:rFonts w:ascii="Arial" w:hAnsi="Arial" w:cs="Arial"/>
+        </w:rPr>
         <w:t>? Exemples</w:t>
       </w:r>
     </w:p>
@@ -509,6 +667,7 @@
         <w:rPr>
           <w:rFonts w:ascii="Arial" w:hAnsi="Arial" w:cs="Arial"/>
         </w:rPr>
+        <w:lastRenderedPageBreak/>
         <w:t>Com</w:t>
       </w:r>
     </w:p>
@@ -599,13 +758,7 @@
         <w:rPr>
           <w:rFonts w:ascii="Arial" w:hAnsi="Arial" w:cs="Arial"/>
         </w:rPr>
-        <w:t xml:space="preserve">Objectiu: </w:t>
-      </w:r>
-      <w:r>
-        <w:rPr>
-          <w:rFonts w:ascii="Arial" w:hAnsi="Arial" w:cs="Arial"/>
-        </w:rPr>
-        <w:t>és necessària una heurística?</w:t>
+        <w:t>Objectiu: és necessària una heurística?</w:t>
       </w:r>
     </w:p>
     <w:p>
@@ -743,7 +896,6 @@
         <w:rPr>
           <w:rFonts w:ascii="Arial" w:hAnsi="Arial" w:cs="Arial"/>
         </w:rPr>
-        <w:lastRenderedPageBreak/>
         <w:t>Binary Heap</w:t>
       </w:r>
     </w:p>
@@ -877,6 +1029,33 @@
       <w:pPr>
         <w:pStyle w:val="ListParagraph"/>
         <w:numPr>
+          <w:ilvl w:val="3"/>
+          <w:numId w:val="4"/>
+        </w:numPr>
+        <w:rPr>
+          <w:rFonts w:ascii="Arial" w:hAnsi="Arial" w:cs="Arial"/>
+          <w:color w:val="FF2F92"/>
+        </w:rPr>
+      </w:pPr>
+      <w:r>
+        <w:rPr>
+          <w:rFonts w:ascii="Arial" w:hAnsi="Arial" w:cs="Arial"/>
+          <w:color w:val="FF2F92"/>
+        </w:rPr>
+        <w:t xml:space="preserve">Comentaris </w:t>
+      </w:r>
+      <w:r>
+        <w:rPr>
+          <w:rFonts w:ascii="Apple Color Emoji" w:hAnsi="Apple Color Emoji" w:cs="Arial"/>
+          <w:color w:val="FF2F92"/>
+        </w:rPr>
+        <w:t>✅</w:t>
+      </w:r>
+    </w:p>
+    <w:p>
+      <w:pPr>
+        <w:pStyle w:val="ListParagraph"/>
+        <w:numPr>
           <w:ilvl w:val="1"/>
           <w:numId w:val="4"/>
         </w:numPr>
@@ -912,13 +1091,7 @@
         <w:rPr>
           <w:rFonts w:ascii="Arial" w:hAnsi="Arial" w:cs="Arial"/>
         </w:rPr>
-        <w:t xml:space="preserve"> de l</w:t>
-      </w:r>
-      <w:r>
-        <w:rPr>
-          <w:rFonts w:ascii="Arial" w:hAnsi="Arial" w:cs="Arial"/>
-        </w:rPr>
-        <w:t>’heurística h_geo</w:t>
+        <w:t xml:space="preserve"> de l’heurística h_geo</w:t>
       </w:r>
     </w:p>
     <w:p>
@@ -979,6 +1152,32 @@
       <w:pPr>
         <w:pStyle w:val="ListParagraph"/>
         <w:numPr>
+          <w:ilvl w:val="3"/>
+          <w:numId w:val="4"/>
+        </w:numPr>
+        <w:rPr>
+          <w:rFonts w:ascii="Arial" w:hAnsi="Arial" w:cs="Arial"/>
+        </w:rPr>
+      </w:pPr>
+      <w:r>
+        <w:rPr>
+          <w:rFonts w:ascii="Arial" w:hAnsi="Arial" w:cs="Arial"/>
+          <w:color w:val="FF2F92"/>
+        </w:rPr>
+        <w:t xml:space="preserve">Comentaris </w:t>
+      </w:r>
+      <w:r>
+        <w:rPr>
+          <w:rFonts w:ascii="Apple Color Emoji" w:hAnsi="Apple Color Emoji" w:cs="Arial"/>
+          <w:color w:val="FF2F92"/>
+        </w:rPr>
+        <w:t>✅</w:t>
+      </w:r>
+    </w:p>
+    <w:p>
+      <w:pPr>
+        <w:pStyle w:val="ListParagraph"/>
+        <w:numPr>
           <w:ilvl w:val="1"/>
           <w:numId w:val="4"/>
         </w:numPr>
@@ -997,6 +1196,58 @@
       <w:pPr>
         <w:pStyle w:val="ListParagraph"/>
         <w:numPr>
+          <w:ilvl w:val="2"/>
+          <w:numId w:val="4"/>
+        </w:numPr>
+        <w:rPr>
+          <w:rFonts w:ascii="Arial" w:hAnsi="Arial" w:cs="Arial"/>
+        </w:rPr>
+      </w:pPr>
+      <w:r>
+        <w:rPr>
+          <w:rFonts w:ascii="Arial" w:hAnsi="Arial" w:cs="Arial"/>
+        </w:rPr>
+        <w:t>Validació</w:t>
+      </w:r>
+    </w:p>
+    <w:p>
+      <w:pPr>
+        <w:pStyle w:val="ListParagraph"/>
+        <w:numPr>
+          <w:ilvl w:val="3"/>
+          <w:numId w:val="4"/>
+        </w:numPr>
+        <w:rPr>
+          <w:rFonts w:ascii="Arial" w:hAnsi="Arial" w:cs="Arial"/>
+          <w:color w:val="FF2F92"/>
+        </w:rPr>
+      </w:pPr>
+      <w:r>
+        <w:rPr>
+          <w:rFonts w:ascii="Arial" w:hAnsi="Arial" w:cs="Arial"/>
+          <w:color w:val="FF2F92"/>
+        </w:rPr>
+        <w:t>Comentaris</w:t>
+      </w:r>
+      <w:r>
+        <w:rPr>
+          <w:rFonts w:ascii="Arial" w:hAnsi="Arial" w:cs="Arial"/>
+          <w:color w:val="FF2F92"/>
+        </w:rPr>
+        <w:t xml:space="preserve"> </w:t>
+      </w:r>
+      <w:r>
+        <w:rPr>
+          <w:rFonts w:ascii="Apple Color Emoji" w:hAnsi="Apple Color Emoji" w:cs="Arial"/>
+          <w:color w:val="FF2F92"/>
+        </w:rPr>
+        <w:t>✅</w:t>
+      </w:r>
+    </w:p>
+    <w:p>
+      <w:pPr>
+        <w:pStyle w:val="ListParagraph"/>
+        <w:numPr>
           <w:ilvl w:val="1"/>
           <w:numId w:val="4"/>
         </w:numPr>
@@ -1021,6 +1272,58 @@
       <w:pPr>
         <w:pStyle w:val="ListParagraph"/>
         <w:numPr>
+          <w:ilvl w:val="2"/>
+          <w:numId w:val="4"/>
+        </w:numPr>
+        <w:rPr>
+          <w:rFonts w:ascii="Arial" w:hAnsi="Arial" w:cs="Arial"/>
+        </w:rPr>
+      </w:pPr>
+      <w:r>
+        <w:rPr>
+          <w:rFonts w:ascii="Arial" w:hAnsi="Arial" w:cs="Arial"/>
+        </w:rPr>
+        <w:t>Comparació</w:t>
+      </w:r>
+    </w:p>
+    <w:p>
+      <w:pPr>
+        <w:pStyle w:val="ListParagraph"/>
+        <w:numPr>
+          <w:ilvl w:val="3"/>
+          <w:numId w:val="4"/>
+        </w:numPr>
+        <w:rPr>
+          <w:rFonts w:ascii="Arial" w:hAnsi="Arial" w:cs="Arial"/>
+          <w:color w:val="FF2F92"/>
+        </w:rPr>
+      </w:pPr>
+      <w:r>
+        <w:rPr>
+          <w:rFonts w:ascii="Arial" w:hAnsi="Arial" w:cs="Arial"/>
+          <w:color w:val="FF2F92"/>
+        </w:rPr>
+        <w:t>Comentaris mid-report</w:t>
+      </w:r>
+      <w:r>
+        <w:rPr>
+          <w:rFonts w:ascii="Arial" w:hAnsi="Arial" w:cs="Arial"/>
+          <w:color w:val="FF2F92"/>
+        </w:rPr>
+        <w:t xml:space="preserve"> </w:t>
+      </w:r>
+      <w:r>
+        <w:rPr>
+          <w:rFonts w:ascii="Apple Color Emoji" w:hAnsi="Apple Color Emoji" w:cs="Arial"/>
+          <w:color w:val="FF2F92"/>
+        </w:rPr>
+        <w:t>✅</w:t>
+      </w:r>
+    </w:p>
+    <w:p>
+      <w:pPr>
+        <w:pStyle w:val="ListParagraph"/>
+        <w:numPr>
           <w:ilvl w:val="1"/>
           <w:numId w:val="4"/>
         </w:numPr>
@@ -1033,6 +1336,148 @@
           <w:rFonts w:ascii="Arial" w:hAnsi="Arial" w:cs="Arial"/>
         </w:rPr>
         <w:t>Nova estratègia: canvi de graf</w:t>
+      </w:r>
+    </w:p>
+    <w:p>
+      <w:pPr>
+        <w:pStyle w:val="ListParagraph"/>
+        <w:numPr>
+          <w:ilvl w:val="2"/>
+          <w:numId w:val="4"/>
+        </w:numPr>
+        <w:rPr>
+          <w:rFonts w:ascii="Arial" w:hAnsi="Arial" w:cs="Arial"/>
+        </w:rPr>
+      </w:pPr>
+      <w:r>
+        <w:rPr>
+          <w:rFonts w:ascii="Arial" w:hAnsi="Arial" w:cs="Arial"/>
+        </w:rPr>
+        <w:t>Comparació</w:t>
+      </w:r>
+    </w:p>
+    <w:p>
+      <w:pPr>
+        <w:pStyle w:val="ListParagraph"/>
+        <w:numPr>
+          <w:ilvl w:val="3"/>
+          <w:numId w:val="4"/>
+        </w:numPr>
+        <w:rPr>
+          <w:rFonts w:ascii="Arial" w:hAnsi="Arial" w:cs="Arial"/>
+          <w:color w:val="FF2F92"/>
+        </w:rPr>
+      </w:pPr>
+      <w:r>
+        <w:rPr>
+          <w:rFonts w:ascii="Arial" w:hAnsi="Arial" w:cs="Arial"/>
+          <w:color w:val="FF2F92"/>
+        </w:rPr>
+        <w:t>Comentaris full-report</w:t>
+      </w:r>
+      <w:r>
+        <w:rPr>
+          <w:rFonts w:ascii="Arial" w:hAnsi="Arial" w:cs="Arial"/>
+          <w:color w:val="FF2F92"/>
+        </w:rPr>
+        <w:t xml:space="preserve"> </w:t>
+      </w:r>
+      <w:r>
+        <w:rPr>
+          <w:rFonts w:ascii="Apple Color Emoji" w:hAnsi="Apple Color Emoji" w:cs="Arial"/>
+          <w:color w:val="FF2F92"/>
+        </w:rPr>
+        <w:t>✅</w:t>
+      </w:r>
+    </w:p>
+    <w:p>
+      <w:pPr>
+        <w:pStyle w:val="ListParagraph"/>
+        <w:numPr>
+          <w:ilvl w:val="0"/>
+          <w:numId w:val="4"/>
+        </w:numPr>
+        <w:rPr>
+          <w:rFonts w:ascii="Arial" w:hAnsi="Arial" w:cs="Arial"/>
+        </w:rPr>
+      </w:pPr>
+      <w:r>
+        <w:rPr>
+          <w:rFonts w:ascii="Arial" w:hAnsi="Arial" w:cs="Arial"/>
+        </w:rPr>
+        <w:t>Conclusions</w:t>
+      </w:r>
+    </w:p>
+    <w:p>
+      <w:pPr>
+        <w:pStyle w:val="ListParagraph"/>
+        <w:numPr>
+          <w:ilvl w:val="1"/>
+          <w:numId w:val="4"/>
+        </w:numPr>
+        <w:rPr>
+          <w:rFonts w:ascii="Arial" w:hAnsi="Arial" w:cs="Arial"/>
+        </w:rPr>
+      </w:pPr>
+      <w:r>
+        <w:rPr>
+          <w:rFonts w:ascii="Arial" w:hAnsi="Arial" w:cs="Arial"/>
+        </w:rPr>
+        <w:t>Conclusions generals</w:t>
+      </w:r>
+    </w:p>
+    <w:p>
+      <w:pPr>
+        <w:pStyle w:val="ListParagraph"/>
+        <w:numPr>
+          <w:ilvl w:val="1"/>
+          <w:numId w:val="4"/>
+        </w:numPr>
+        <w:rPr>
+          <w:rFonts w:ascii="Arial" w:hAnsi="Arial" w:cs="Arial"/>
+        </w:rPr>
+      </w:pPr>
+      <w:r>
+        <w:rPr>
+          <w:rFonts w:ascii="Arial" w:hAnsi="Arial" w:cs="Arial"/>
+        </w:rPr>
+        <w:t>Limitacions</w:t>
+      </w:r>
+    </w:p>
+    <w:p>
+      <w:pPr>
+        <w:pStyle w:val="ListParagraph"/>
+        <w:numPr>
+          <w:ilvl w:val="1"/>
+          <w:numId w:val="4"/>
+        </w:numPr>
+        <w:rPr>
+          <w:rFonts w:ascii="Arial" w:hAnsi="Arial" w:cs="Arial"/>
+        </w:rPr>
+      </w:pPr>
+      <w:r>
+        <w:rPr>
+          <w:rFonts w:ascii="Arial" w:hAnsi="Arial" w:cs="Arial"/>
+        </w:rPr>
+        <w:t>Línies futures</w:t>
+      </w:r>
+    </w:p>
+    <w:p>
+      <w:pPr>
+        <w:pStyle w:val="ListParagraph"/>
+        <w:numPr>
+          <w:ilvl w:val="0"/>
+          <w:numId w:val="4"/>
+        </w:numPr>
+        <w:rPr>
+          <w:rFonts w:ascii="Arial" w:hAnsi="Arial" w:cs="Arial"/>
+        </w:rPr>
+      </w:pPr>
+      <w:r>
+        <w:rPr>
+          <w:rFonts w:ascii="Arial" w:hAnsi="Arial" w:cs="Arial"/>
+        </w:rPr>
+        <w:t>Referències</w:t>
       </w:r>
     </w:p>
     <w:p>

--- a/.docu/Memòria/Esquema memòria.docx
+++ b/.docu/Memòria/Esquema memòria.docx
@@ -1,6 +1,6 @@
 
 <file path=word/document.xml><?xml version="1.0" encoding="utf-8"?>
-<w:document xmlns:wpc="http://schemas.microsoft.com/office/word/2010/wordprocessingCanvas" xmlns:cx="http://schemas.microsoft.com/office/drawing/2014/chartex" xmlns:cx1="http://schemas.microsoft.com/office/drawing/2015/9/8/chartex" xmlns:cx2="http://schemas.microsoft.com/office/drawing/2015/10/21/chartex" xmlns:cx3="http://schemas.microsoft.com/office/drawing/2016/5/9/chartex" xmlns:cx4="http://schemas.microsoft.com/office/drawing/2016/5/10/chartex" xmlns:cx5="http://schemas.microsoft.com/office/drawing/2016/5/11/chartex" xmlns:cx6="http://schemas.microsoft.com/office/drawing/2016/5/12/chartex" xmlns:cx7="http://schemas.microsoft.com/office/drawing/2016/5/13/chartex" xmlns:cx8="http://schemas.microsoft.com/office/drawing/2016/5/14/chartex" xmlns:mc="http://schemas.openxmlformats.org/markup-compatibility/2006" xmlns:m="http://schemas.openxmlformats.org/officeDocument/2006/math" xmlns:aink="http://schemas.microsoft.com/office/drawing/2016/ink" xmlns:am3d="http://schemas.microsoft.com/office/drawing/2017/model3d" xmlns:oel="http://schemas.microsoft.com/office/2019/extlst" xmlns:r="http://schemas.openxmlformats.org/officeDocument/2006/relationships" xmlns:wp14="http://schemas.microsoft.com/office/word/2010/wordprocessingDrawing" xmlns:wp="http://schemas.openxmlformats.org/drawingml/2006/wordprocessingDrawing" xmlns:wpg="http://schemas.microsoft.com/office/word/2010/wordprocessingGroup" xmlns:wpi="http://schemas.microsoft.com/office/word/2010/wordprocessingInk" xmlns:wps="http://schemas.microsoft.com/office/word/2010/wordprocessingShape" xmlns:o="urn:schemas-microsoft-com:office:office" xmlns:v="urn:schemas-microsoft-com:vml" xmlns:w10="urn:schemas-microsoft-com:office:word" xmlns:w="http://schemas.openxmlformats.org/wordprocessingml/2006/main" xmlns:w14="http://schemas.microsoft.com/office/word/2010/wordml" xmlns:w15="http://schemas.microsoft.com/office/word/2012/wordml" xmlns:w16cex="http://schemas.microsoft.com/office/word/2018/wordml/cex" xmlns:w16cid="http://schemas.microsoft.com/office/word/2016/wordml/cid" xmlns:w16="http://schemas.microsoft.com/office/word/2018/wordml" xmlns:w16sdtdh="http://schemas.microsoft.com/office/word/2020/wordml/sdtdatahash" xmlns:w16sdtfl="http://schemas.microsoft.com/office/word/2024/wordml/sdtformatlock" xmlns:w16se="http://schemas.microsoft.com/office/word/2015/wordml/symex" xmlns:w16du="http://schemas.microsoft.com/office/word/2023/wordml/word16du" xmlns:wne="http://schemas.microsoft.com/office/word/2006/wordml" mc:Ignorable="w14 w15 w16se w16cid w16 w16cex w16sdtdh w16sdtfl w16du wp14">
+<w:document xmlns:wpc="http://schemas.microsoft.com/office/word/2010/wordprocessingCanvas" xmlns:cx="http://schemas.microsoft.com/office/drawing/2014/chartex" xmlns:cx1="http://schemas.microsoft.com/office/drawing/2015/9/8/chartex" xmlns:cx2="http://schemas.microsoft.com/office/drawing/2015/10/21/chartex" xmlns:cx3="http://schemas.microsoft.com/office/drawing/2016/5/9/chartex" xmlns:cx4="http://schemas.microsoft.com/office/drawing/2016/5/10/chartex" xmlns:cx5="http://schemas.microsoft.com/office/drawing/2016/5/11/chartex" xmlns:cx6="http://schemas.microsoft.com/office/drawing/2016/5/12/chartex" xmlns:cx7="http://schemas.microsoft.com/office/drawing/2016/5/13/chartex" xmlns:cx8="http://schemas.microsoft.com/office/drawing/2016/5/14/chartex" xmlns:mc="http://schemas.openxmlformats.org/markup-compatibility/2006" xmlns:m="http://schemas.openxmlformats.org/officeDocument/2006/math" xmlns:aink="http://schemas.microsoft.com/office/drawing/2016/ink" xmlns:am3d="http://schemas.microsoft.com/office/drawing/2017/model3d" xmlns:oel="http://schemas.microsoft.com/office/2019/extlst" xmlns:r="http://schemas.openxmlformats.org/officeDocument/2006/relationships" xmlns:wp14="http://schemas.microsoft.com/office/word/2010/wordprocessingDrawing" xmlns:wp="http://schemas.openxmlformats.org/drawingml/2006/wordprocessingDrawing" xmlns:wpg="http://schemas.microsoft.com/office/word/2010/wordprocessingGroup" xmlns:wpi="http://schemas.microsoft.com/office/word/2010/wordprocessingInk" xmlns:wps="http://schemas.microsoft.com/office/word/2010/wordprocessingShape" xmlns:o="urn:schemas-microsoft-com:office:office" xmlns:v="urn:schemas-microsoft-com:vml" xmlns:w10="urn:schemas-microsoft-com:office:word" xmlns:w="http://schemas.openxmlformats.org/wordprocessingml/2006/main" xmlns:w14="http://schemas.microsoft.com/office/word/2010/wordml" xmlns:w15="http://schemas.microsoft.com/office/word/2012/wordml" xmlns:w16cei="http://schemas.microsoft.com/office/word/2026/wordml/cei" xmlns:w16cex="http://schemas.microsoft.com/office/word/2018/wordml/cex" xmlns:w16cid="http://schemas.microsoft.com/office/word/2016/wordml/cid" xmlns:w16="http://schemas.microsoft.com/office/word/2018/wordml" xmlns:w16sdtdh="http://schemas.microsoft.com/office/word/2020/wordml/sdtdatahash" xmlns:w16sdtfl="http://schemas.microsoft.com/office/word/2024/wordml/sdtformatlock" xmlns:w16se="http://schemas.microsoft.com/office/word/2015/wordml/symex" xmlns:w16du="http://schemas.microsoft.com/office/word/2023/wordml/word16du" xmlns:wne="http://schemas.microsoft.com/office/word/2006/wordml" mc:Ignorable="w14 w15 w16se w16cid w16 w16cex w16sdtdh w16sdtfl w16du wp14">
   <w:body>
     <w:p>
       <w:pPr>
@@ -159,11 +159,13 @@
         </w:numPr>
         <w:rPr>
           <w:rFonts w:ascii="Arial" w:hAnsi="Arial" w:cs="Arial"/>
-        </w:rPr>
-      </w:pPr>
-      <w:r>
-        <w:rPr>
-          <w:rFonts w:ascii="Arial" w:hAnsi="Arial" w:cs="Arial"/>
+          <w:color w:val="8DD873" w:themeColor="accent6" w:themeTint="99"/>
+        </w:rPr>
+      </w:pPr>
+      <w:r>
+        <w:rPr>
+          <w:rFonts w:ascii="Arial" w:hAnsi="Arial" w:cs="Arial"/>
+          <w:color w:val="8DD873" w:themeColor="accent6" w:themeTint="99"/>
         </w:rPr>
         <w:t>Explicar lo de greedy (ho menciono analitzant un exemple de SB a el final final report).</w:t>
       </w:r>
@@ -292,7 +294,7 @@
         <w:rPr>
           <w:rFonts w:ascii="Arial" w:hAnsi="Arial" w:cs="Arial"/>
         </w:rPr>
-        <w:t>Portada</w:t>
+        <w:t>Introducció</w:t>
       </w:r>
     </w:p>
     <w:p>
@@ -310,7 +312,7 @@
         <w:rPr>
           <w:rFonts w:ascii="Arial" w:hAnsi="Arial" w:cs="Arial"/>
         </w:rPr>
-        <w:t>Resum</w:t>
+        <w:t>Portada</w:t>
       </w:r>
     </w:p>
     <w:p>
@@ -328,11 +330,53 @@
         <w:rPr>
           <w:rFonts w:ascii="Arial" w:hAnsi="Arial" w:cs="Arial"/>
         </w:rPr>
+        <w:t>Resum</w:t>
+      </w:r>
+    </w:p>
+    <w:p>
+      <w:pPr>
+        <w:pStyle w:val="ListParagraph"/>
+        <w:numPr>
+          <w:ilvl w:val="0"/>
+          <w:numId w:val="1"/>
+        </w:numPr>
+        <w:rPr>
+          <w:rFonts w:ascii="Arial" w:hAnsi="Arial" w:cs="Arial"/>
+        </w:rPr>
+      </w:pPr>
+      <w:r>
+        <w:rPr>
+          <w:rFonts w:ascii="Arial" w:hAnsi="Arial" w:cs="Arial"/>
+        </w:rPr>
         <w:t>Agraïments</w:t>
       </w:r>
     </w:p>
     <w:p>
       <w:pPr>
+        <w:pStyle w:val="ListParagraph"/>
+        <w:numPr>
+          <w:ilvl w:val="0"/>
+          <w:numId w:val="1"/>
+        </w:numPr>
+        <w:rPr>
+          <w:rFonts w:ascii="Arial" w:hAnsi="Arial" w:cs="Arial"/>
+        </w:rPr>
+      </w:pPr>
+      <w:r>
+        <w:rPr>
+          <w:rFonts w:ascii="Arial" w:hAnsi="Arial" w:cs="Arial"/>
+        </w:rPr>
+        <w:t>Conclusions</w:t>
+      </w:r>
+      <w:r>
+        <w:rPr>
+          <w:rFonts w:ascii="Arial" w:hAnsi="Arial" w:cs="Arial"/>
+        </w:rPr>
+        <w:t>x</w:t>
+      </w:r>
+    </w:p>
+    <w:p>
+      <w:pPr>
         <w:rPr>
           <w:rFonts w:ascii="Arial" w:hAnsi="Arial" w:cs="Arial"/>
         </w:rPr>
@@ -393,6 +437,18 @@
         </w:rPr>
         <w:t>Teoria</w:t>
       </w:r>
+      <w:r>
+        <w:rPr>
+          <w:rFonts w:ascii="Arial" w:hAnsi="Arial" w:cs="Arial"/>
+        </w:rPr>
+        <w:t xml:space="preserve"> </w:t>
+      </w:r>
+      <w:r>
+        <w:rPr>
+          <w:rFonts w:ascii="Apple Color Emoji" w:hAnsi="Apple Color Emoji" w:cs="Arial"/>
+        </w:rPr>
+        <w:t>✅</w:t>
+      </w:r>
     </w:p>
     <w:p>
       <w:pPr>
@@ -451,6 +507,22 @@
     <w:p>
       <w:pPr>
         <w:pStyle w:val="ListParagraph"/>
+        <w:rPr>
+          <w:rFonts w:ascii="Arial" w:hAnsi="Arial" w:cs="Arial"/>
+          <w:color w:val="A6A6A6" w:themeColor="background1" w:themeShade="A6"/>
+        </w:rPr>
+      </w:pPr>
+      <w:r>
+        <w:rPr>
+          <w:rFonts w:ascii="Arial" w:hAnsi="Arial" w:cs="Arial"/>
+          <w:color w:val="A6A6A6" w:themeColor="background1" w:themeShade="A6"/>
+        </w:rPr>
+        <w:t>Objectius</w:t>
+      </w:r>
+    </w:p>
+    <w:p>
+      <w:pPr>
+        <w:pStyle w:val="ListParagraph"/>
         <w:numPr>
           <w:ilvl w:val="0"/>
           <w:numId w:val="4"/>
@@ -463,7 +535,25 @@
         <w:rPr>
           <w:rFonts w:ascii="Arial" w:hAnsi="Arial" w:cs="Arial"/>
         </w:rPr>
-        <w:t>Objectius</w:t>
+        <w:t>Construcció del graf</w:t>
+      </w:r>
+      <w:r>
+        <w:rPr>
+          <w:rFonts w:ascii="Arial" w:hAnsi="Arial" w:cs="Arial"/>
+        </w:rPr>
+        <w:t xml:space="preserve"> </w:t>
+      </w:r>
+      <w:r>
+        <w:rPr>
+          <w:rFonts w:ascii="Apple Color Emoji" w:hAnsi="Apple Color Emoji" w:cs="Arial"/>
+        </w:rPr>
+        <w:t>✅</w:t>
+      </w:r>
+      <w:r>
+        <w:rPr>
+          <w:rFonts w:ascii="Arial" w:hAnsi="Arial" w:cs="Arial"/>
+        </w:rPr>
+        <w:t xml:space="preserve"> </w:t>
       </w:r>
     </w:p>
     <w:p>
@@ -481,7 +571,7 @@
         <w:rPr>
           <w:rFonts w:ascii="Arial" w:hAnsi="Arial" w:cs="Arial"/>
         </w:rPr>
-        <w:t>Construcció del graf</w:t>
+        <w:t>Camins més curts de les rutes</w:t>
       </w:r>
     </w:p>
     <w:p>
@@ -499,7 +589,79 @@
         <w:rPr>
           <w:rFonts w:ascii="Arial" w:hAnsi="Arial" w:cs="Arial"/>
         </w:rPr>
-        <w:t>…</w:t>
+        <w:t>Introducció</w:t>
+      </w:r>
+    </w:p>
+    <w:p>
+      <w:pPr>
+        <w:pStyle w:val="ListParagraph"/>
+        <w:numPr>
+          <w:ilvl w:val="2"/>
+          <w:numId w:val="4"/>
+        </w:numPr>
+        <w:rPr>
+          <w:rFonts w:ascii="Arial" w:hAnsi="Arial" w:cs="Arial"/>
+        </w:rPr>
+      </w:pPr>
+      <w:r>
+        <w:rPr>
+          <w:rFonts w:ascii="Arial" w:hAnsi="Arial" w:cs="Arial"/>
+        </w:rPr>
+        <w:t xml:space="preserve">Intro </w:t>
+      </w:r>
+      <w:r>
+        <w:rPr>
+          <w:rFonts w:ascii="Apple Color Emoji" w:hAnsi="Apple Color Emoji" w:cs="Arial"/>
+        </w:rPr>
+        <w:t>✅</w:t>
+      </w:r>
+    </w:p>
+    <w:p>
+      <w:pPr>
+        <w:pStyle w:val="ListParagraph"/>
+        <w:numPr>
+          <w:ilvl w:val="2"/>
+          <w:numId w:val="4"/>
+        </w:numPr>
+        <w:rPr>
+          <w:rFonts w:ascii="Arial" w:hAnsi="Arial" w:cs="Arial"/>
+        </w:rPr>
+      </w:pPr>
+      <w:r>
+        <w:rPr>
+          <w:rFonts w:ascii="Arial" w:hAnsi="Arial" w:cs="Arial"/>
+        </w:rPr>
+        <w:t>Solució cas Liceu</w:t>
+      </w:r>
+      <w:r>
+        <w:rPr>
+          <w:rFonts w:ascii="Arial" w:hAnsi="Arial" w:cs="Arial"/>
+        </w:rPr>
+        <w:t xml:space="preserve"> </w:t>
+      </w:r>
+      <w:r>
+        <w:rPr>
+          <w:rFonts w:ascii="Apple Color Emoji" w:hAnsi="Apple Color Emoji" w:cs="Arial"/>
+        </w:rPr>
+        <w:t>✅</w:t>
+      </w:r>
+    </w:p>
+    <w:p>
+      <w:pPr>
+        <w:pStyle w:val="ListParagraph"/>
+        <w:numPr>
+          <w:ilvl w:val="2"/>
+          <w:numId w:val="4"/>
+        </w:numPr>
+        <w:rPr>
+          <w:rFonts w:ascii="Arial" w:hAnsi="Arial" w:cs="Arial"/>
+        </w:rPr>
+      </w:pPr>
+      <w:r>
+        <w:rPr>
+          <w:rFonts w:ascii="Arial" w:hAnsi="Arial" w:cs="Arial"/>
+        </w:rPr>
+        <w:t>Programació Binary Heap</w:t>
       </w:r>
     </w:p>
     <w:p>
@@ -517,31 +679,170 @@
         <w:rPr>
           <w:rFonts w:ascii="Arial" w:hAnsi="Arial" w:cs="Arial"/>
         </w:rPr>
-        <w:t>G</w:t>
-      </w:r>
-      <w:r>
-        <w:rPr>
-          <w:rFonts w:ascii="Arial" w:hAnsi="Arial" w:cs="Arial"/>
-        </w:rPr>
-        <w:t>raph_report</w:t>
-      </w:r>
-    </w:p>
-    <w:p>
-      <w:pPr>
-        <w:pStyle w:val="ListParagraph"/>
-        <w:numPr>
-          <w:ilvl w:val="0"/>
-          <w:numId w:val="4"/>
-        </w:numPr>
-        <w:rPr>
-          <w:rFonts w:ascii="Arial" w:hAnsi="Arial" w:cs="Arial"/>
-        </w:rPr>
-      </w:pPr>
-      <w:r>
-        <w:rPr>
-          <w:rFonts w:ascii="Arial" w:hAnsi="Arial" w:cs="Arial"/>
-        </w:rPr>
-        <w:t>Camins més curts de les rutes</w:t>
+        <w:t>Dijkstra</w:t>
+      </w:r>
+      <w:r>
+        <w:rPr>
+          <w:rFonts w:ascii="Arial" w:hAnsi="Arial" w:cs="Arial"/>
+        </w:rPr>
+        <w:t xml:space="preserve"> </w:t>
+      </w:r>
+      <w:r>
+        <w:rPr>
+          <w:rFonts w:ascii="Apple Color Emoji" w:hAnsi="Apple Color Emoji" w:cs="Arial"/>
+        </w:rPr>
+        <w:t>✅</w:t>
+      </w:r>
+    </w:p>
+    <w:p>
+      <w:pPr>
+        <w:pStyle w:val="ListParagraph"/>
+        <w:numPr>
+          <w:ilvl w:val="2"/>
+          <w:numId w:val="4"/>
+        </w:numPr>
+        <w:rPr>
+          <w:rFonts w:ascii="Arial" w:hAnsi="Arial" w:cs="Arial"/>
+        </w:rPr>
+      </w:pPr>
+      <w:r>
+        <w:rPr>
+          <w:rFonts w:ascii="Arial" w:hAnsi="Arial" w:cs="Arial"/>
+        </w:rPr>
+        <w:t>Cut-Dijkstra</w:t>
+      </w:r>
+    </w:p>
+    <w:p>
+      <w:pPr>
+        <w:pStyle w:val="ListParagraph"/>
+        <w:numPr>
+          <w:ilvl w:val="2"/>
+          <w:numId w:val="4"/>
+        </w:numPr>
+        <w:rPr>
+          <w:rFonts w:ascii="Arial" w:hAnsi="Arial" w:cs="Arial"/>
+        </w:rPr>
+      </w:pPr>
+      <w:r>
+        <w:rPr>
+          <w:rFonts w:ascii="Arial" w:hAnsi="Arial" w:cs="Arial"/>
+        </w:rPr>
+        <w:lastRenderedPageBreak/>
+        <w:t>? Exemples</w:t>
+      </w:r>
+    </w:p>
+    <w:p>
+      <w:pPr>
+        <w:pStyle w:val="ListParagraph"/>
+        <w:numPr>
+          <w:ilvl w:val="2"/>
+          <w:numId w:val="4"/>
+        </w:numPr>
+        <w:rPr>
+          <w:rFonts w:ascii="Arial" w:hAnsi="Arial" w:cs="Arial"/>
+        </w:rPr>
+      </w:pPr>
+      <w:r>
+        <w:rPr>
+          <w:rFonts w:ascii="Arial" w:hAnsi="Arial" w:cs="Arial"/>
+        </w:rPr>
+        <w:t>Implementació al graf real</w:t>
+      </w:r>
+    </w:p>
+    <w:p>
+      <w:pPr>
+        <w:pStyle w:val="ListParagraph"/>
+        <w:numPr>
+          <w:ilvl w:val="2"/>
+          <w:numId w:val="4"/>
+        </w:numPr>
+        <w:rPr>
+          <w:rFonts w:ascii="Arial" w:hAnsi="Arial" w:cs="Arial"/>
+        </w:rPr>
+      </w:pPr>
+      <w:r>
+        <w:rPr>
+          <w:rFonts w:ascii="Arial" w:hAnsi="Arial" w:cs="Arial"/>
+        </w:rPr>
+        <w:t xml:space="preserve">Rendiment de l’algoritme </w:t>
+      </w:r>
+      <w:r>
+        <w:rPr>
+          <w:rFonts w:ascii="Apple Color Emoji" w:hAnsi="Apple Color Emoji" w:cs="Arial"/>
+        </w:rPr>
+        <w:t>✅</w:t>
+      </w:r>
+    </w:p>
+    <w:p>
+      <w:pPr>
+        <w:pStyle w:val="ListParagraph"/>
+        <w:numPr>
+          <w:ilvl w:val="3"/>
+          <w:numId w:val="4"/>
+        </w:numPr>
+        <w:rPr>
+          <w:rFonts w:ascii="Arial" w:hAnsi="Arial" w:cs="Arial"/>
+        </w:rPr>
+      </w:pPr>
+      <w:r>
+        <w:rPr>
+          <w:rFonts w:ascii="Arial" w:hAnsi="Arial" w:cs="Arial"/>
+        </w:rPr>
+        <w:t>Objectiu: és necessària una heurística?</w:t>
+      </w:r>
+    </w:p>
+    <w:p>
+      <w:pPr>
+        <w:pStyle w:val="ListParagraph"/>
+        <w:numPr>
+          <w:ilvl w:val="3"/>
+          <w:numId w:val="4"/>
+        </w:numPr>
+        <w:rPr>
+          <w:rFonts w:ascii="Arial" w:hAnsi="Arial" w:cs="Arial"/>
+        </w:rPr>
+      </w:pPr>
+      <w:r>
+        <w:rPr>
+          <w:rFonts w:ascii="Arial" w:hAnsi="Arial" w:cs="Arial"/>
+        </w:rPr>
+        <w:t>Mètode per avaluar-ho</w:t>
+      </w:r>
+    </w:p>
+    <w:p>
+      <w:pPr>
+        <w:pStyle w:val="ListParagraph"/>
+        <w:numPr>
+          <w:ilvl w:val="4"/>
+          <w:numId w:val="4"/>
+        </w:numPr>
+        <w:rPr>
+          <w:rFonts w:ascii="Arial" w:hAnsi="Arial" w:cs="Arial"/>
+        </w:rPr>
+      </w:pPr>
+      <w:r>
+        <w:rPr>
+          <w:rFonts w:ascii="Arial" w:hAnsi="Arial" w:cs="Arial"/>
+        </w:rPr>
+        <w:t>Cas ideal</w:t>
+      </w:r>
+    </w:p>
+    <w:p>
+      <w:pPr>
+        <w:pStyle w:val="ListParagraph"/>
+        <w:numPr>
+          <w:ilvl w:val="4"/>
+          <w:numId w:val="4"/>
+        </w:numPr>
+        <w:rPr>
+          <w:rFonts w:ascii="Arial" w:hAnsi="Arial" w:cs="Arial"/>
+        </w:rPr>
+      </w:pPr>
+      <w:r>
+        <w:rPr>
+          <w:rFonts w:ascii="Arial" w:hAnsi="Arial" w:cs="Arial"/>
+        </w:rPr>
+        <w:t>Manera de comparar-ho</w:t>
       </w:r>
     </w:p>
     <w:p>
@@ -559,7 +860,42 @@
         <w:rPr>
           <w:rFonts w:ascii="Arial" w:hAnsi="Arial" w:cs="Arial"/>
         </w:rPr>
-        <w:t>Dijkstra</w:t>
+        <w:t>A*</w:t>
+      </w:r>
+      <w:r>
+        <w:rPr>
+          <w:rFonts w:ascii="Arial" w:hAnsi="Arial" w:cs="Arial"/>
+        </w:rPr>
+        <w:t>_cheat</w:t>
+      </w:r>
+      <w:r>
+        <w:rPr>
+          <w:rFonts w:ascii="Arial" w:hAnsi="Arial" w:cs="Arial"/>
+        </w:rPr>
+        <w:t xml:space="preserve"> </w:t>
+      </w:r>
+      <w:r>
+        <w:rPr>
+          <w:rFonts w:ascii="Apple Color Emoji" w:hAnsi="Apple Color Emoji" w:cs="Arial"/>
+        </w:rPr>
+        <w:t>✅</w:t>
+      </w:r>
+    </w:p>
+    <w:p>
+      <w:pPr>
+        <w:pStyle w:val="ListParagraph"/>
+        <w:ind w:left="2160"/>
+        <w:rPr>
+          <w:rFonts w:ascii="Arial" w:hAnsi="Arial" w:cs="Arial"/>
+          <w:color w:val="A6A6A6" w:themeColor="background1" w:themeShade="A6"/>
+        </w:rPr>
+      </w:pPr>
+      <w:r>
+        <w:rPr>
+          <w:rFonts w:ascii="Arial" w:hAnsi="Arial" w:cs="Arial"/>
+          <w:color w:val="A6A6A6" w:themeColor="background1" w:themeShade="A6"/>
+        </w:rPr>
+        <w:t>Anàlisi meu?</w:t>
       </w:r>
     </w:p>
     <w:p>
@@ -577,25 +913,7 @@
         <w:rPr>
           <w:rFonts w:ascii="Arial" w:hAnsi="Arial" w:cs="Arial"/>
         </w:rPr>
-        <w:t>Programació de l’algoritme</w:t>
-      </w:r>
-    </w:p>
-    <w:p>
-      <w:pPr>
-        <w:pStyle w:val="ListParagraph"/>
-        <w:numPr>
-          <w:ilvl w:val="3"/>
-          <w:numId w:val="4"/>
-        </w:numPr>
-        <w:rPr>
-          <w:rFonts w:ascii="Arial" w:hAnsi="Arial" w:cs="Arial"/>
-        </w:rPr>
-      </w:pPr>
-      <w:r>
-        <w:rPr>
-          <w:rFonts w:ascii="Arial" w:hAnsi="Arial" w:cs="Arial"/>
-        </w:rPr>
-        <w:t>Binary Heap</w:t>
+        <w:t>? Exemples</w:t>
       </w:r>
     </w:p>
     <w:p>
@@ -613,7 +931,7 @@
         <w:rPr>
           <w:rFonts w:ascii="Arial" w:hAnsi="Arial" w:cs="Arial"/>
         </w:rPr>
-        <w:t>Cut-Dijkstra</w:t>
+        <w:t>Construcció de l’heurística h_cheat</w:t>
       </w:r>
     </w:p>
     <w:p>
@@ -631,24 +949,6 @@
         <w:rPr>
           <w:rFonts w:ascii="Arial" w:hAnsi="Arial" w:cs="Arial"/>
         </w:rPr>
-        <w:t>? Exemples</w:t>
-      </w:r>
-    </w:p>
-    <w:p>
-      <w:pPr>
-        <w:pStyle w:val="ListParagraph"/>
-        <w:numPr>
-          <w:ilvl w:val="2"/>
-          <w:numId w:val="4"/>
-        </w:numPr>
-        <w:rPr>
-          <w:rFonts w:ascii="Arial" w:hAnsi="Arial" w:cs="Arial"/>
-        </w:rPr>
-      </w:pPr>
-      <w:r>
-        <w:rPr>
-          <w:rFonts w:ascii="Arial" w:hAnsi="Arial" w:cs="Arial"/>
-        </w:rPr>
         <w:t>Implementació al graf real</w:t>
       </w:r>
     </w:p>
@@ -656,169 +956,6 @@
       <w:pPr>
         <w:pStyle w:val="ListParagraph"/>
         <w:numPr>
-          <w:ilvl w:val="3"/>
-          <w:numId w:val="4"/>
-        </w:numPr>
-        <w:rPr>
-          <w:rFonts w:ascii="Arial" w:hAnsi="Arial" w:cs="Arial"/>
-        </w:rPr>
-      </w:pPr>
-      <w:r>
-        <w:rPr>
-          <w:rFonts w:ascii="Arial" w:hAnsi="Arial" w:cs="Arial"/>
-        </w:rPr>
-        <w:lastRenderedPageBreak/>
-        <w:t>Com</w:t>
-      </w:r>
-    </w:p>
-    <w:p>
-      <w:pPr>
-        <w:pStyle w:val="ListParagraph"/>
-        <w:numPr>
-          <w:ilvl w:val="3"/>
-          <w:numId w:val="4"/>
-        </w:numPr>
-        <w:rPr>
-          <w:rFonts w:ascii="Arial" w:hAnsi="Arial" w:cs="Arial"/>
-        </w:rPr>
-      </w:pPr>
-      <w:r>
-        <w:rPr>
-          <w:rFonts w:ascii="Arial" w:hAnsi="Arial" w:cs="Arial"/>
-        </w:rPr>
-        <w:t>Cas Liceu</w:t>
-      </w:r>
-    </w:p>
-    <w:p>
-      <w:pPr>
-        <w:pStyle w:val="ListParagraph"/>
-        <w:numPr>
-          <w:ilvl w:val="4"/>
-          <w:numId w:val="4"/>
-        </w:numPr>
-        <w:rPr>
-          <w:rFonts w:ascii="Arial" w:hAnsi="Arial" w:cs="Arial"/>
-        </w:rPr>
-      </w:pPr>
-      <w:r>
-        <w:rPr>
-          <w:rFonts w:ascii="Arial" w:hAnsi="Arial" w:cs="Arial"/>
-        </w:rPr>
-        <w:t>Contexte</w:t>
-      </w:r>
-    </w:p>
-    <w:p>
-      <w:pPr>
-        <w:pStyle w:val="ListParagraph"/>
-        <w:numPr>
-          <w:ilvl w:val="4"/>
-          <w:numId w:val="4"/>
-        </w:numPr>
-        <w:rPr>
-          <w:rFonts w:ascii="Arial" w:hAnsi="Arial" w:cs="Arial"/>
-        </w:rPr>
-      </w:pPr>
-      <w:r>
-        <w:rPr>
-          <w:rFonts w:ascii="Arial" w:hAnsi="Arial" w:cs="Arial"/>
-        </w:rPr>
-        <w:t>Solució</w:t>
-      </w:r>
-    </w:p>
-    <w:p>
-      <w:pPr>
-        <w:pStyle w:val="ListParagraph"/>
-        <w:numPr>
-          <w:ilvl w:val="2"/>
-          <w:numId w:val="4"/>
-        </w:numPr>
-        <w:rPr>
-          <w:rFonts w:ascii="Arial" w:hAnsi="Arial" w:cs="Arial"/>
-        </w:rPr>
-      </w:pPr>
-      <w:r>
-        <w:rPr>
-          <w:rFonts w:ascii="Arial" w:hAnsi="Arial" w:cs="Arial"/>
-        </w:rPr>
-        <w:t xml:space="preserve">Rendiment de l’algoritme </w:t>
-      </w:r>
-    </w:p>
-    <w:p>
-      <w:pPr>
-        <w:pStyle w:val="ListParagraph"/>
-        <w:numPr>
-          <w:ilvl w:val="3"/>
-          <w:numId w:val="4"/>
-        </w:numPr>
-        <w:rPr>
-          <w:rFonts w:ascii="Arial" w:hAnsi="Arial" w:cs="Arial"/>
-        </w:rPr>
-      </w:pPr>
-      <w:r>
-        <w:rPr>
-          <w:rFonts w:ascii="Arial" w:hAnsi="Arial" w:cs="Arial"/>
-        </w:rPr>
-        <w:t>Objectiu: és necessària una heurística?</w:t>
-      </w:r>
-    </w:p>
-    <w:p>
-      <w:pPr>
-        <w:pStyle w:val="ListParagraph"/>
-        <w:numPr>
-          <w:ilvl w:val="3"/>
-          <w:numId w:val="4"/>
-        </w:numPr>
-        <w:rPr>
-          <w:rFonts w:ascii="Arial" w:hAnsi="Arial" w:cs="Arial"/>
-        </w:rPr>
-      </w:pPr>
-      <w:r>
-        <w:rPr>
-          <w:rFonts w:ascii="Arial" w:hAnsi="Arial" w:cs="Arial"/>
-        </w:rPr>
-        <w:t>Mètode per avaluar-ho</w:t>
-      </w:r>
-    </w:p>
-    <w:p>
-      <w:pPr>
-        <w:pStyle w:val="ListParagraph"/>
-        <w:numPr>
-          <w:ilvl w:val="4"/>
-          <w:numId w:val="4"/>
-        </w:numPr>
-        <w:rPr>
-          <w:rFonts w:ascii="Arial" w:hAnsi="Arial" w:cs="Arial"/>
-        </w:rPr>
-      </w:pPr>
-      <w:r>
-        <w:rPr>
-          <w:rFonts w:ascii="Arial" w:hAnsi="Arial" w:cs="Arial"/>
-        </w:rPr>
-        <w:t>Cas ideal</w:t>
-      </w:r>
-    </w:p>
-    <w:p>
-      <w:pPr>
-        <w:pStyle w:val="ListParagraph"/>
-        <w:numPr>
-          <w:ilvl w:val="4"/>
-          <w:numId w:val="4"/>
-        </w:numPr>
-        <w:rPr>
-          <w:rFonts w:ascii="Arial" w:hAnsi="Arial" w:cs="Arial"/>
-        </w:rPr>
-      </w:pPr>
-      <w:r>
-        <w:rPr>
-          <w:rFonts w:ascii="Arial" w:hAnsi="Arial" w:cs="Arial"/>
-        </w:rPr>
-        <w:t>Manera de comparar-ho</w:t>
-      </w:r>
-    </w:p>
-    <w:p>
-      <w:pPr>
-        <w:pStyle w:val="ListParagraph"/>
-        <w:numPr>
           <w:ilvl w:val="1"/>
           <w:numId w:val="4"/>
         </w:numPr>
@@ -830,145 +967,19 @@
         <w:rPr>
           <w:rFonts w:ascii="Arial" w:hAnsi="Arial" w:cs="Arial"/>
         </w:rPr>
-        <w:t>A*</w:t>
-      </w:r>
-      <w:r>
-        <w:rPr>
-          <w:rFonts w:ascii="Arial" w:hAnsi="Arial" w:cs="Arial"/>
-        </w:rPr>
-        <w:t>_cheat</w:t>
-      </w:r>
-    </w:p>
-    <w:p>
-      <w:pPr>
-        <w:pStyle w:val="ListParagraph"/>
-        <w:numPr>
-          <w:ilvl w:val="2"/>
-          <w:numId w:val="4"/>
-        </w:numPr>
-        <w:rPr>
-          <w:rFonts w:ascii="Arial" w:hAnsi="Arial" w:cs="Arial"/>
-        </w:rPr>
-      </w:pPr>
-      <w:r>
-        <w:rPr>
-          <w:rFonts w:ascii="Arial" w:hAnsi="Arial" w:cs="Arial"/>
-        </w:rPr>
-        <w:t>Anàlisi meu?</w:t>
-      </w:r>
-    </w:p>
-    <w:p>
-      <w:pPr>
-        <w:pStyle w:val="ListParagraph"/>
-        <w:numPr>
-          <w:ilvl w:val="2"/>
-          <w:numId w:val="4"/>
-        </w:numPr>
-        <w:rPr>
-          <w:rFonts w:ascii="Arial" w:hAnsi="Arial" w:cs="Arial"/>
-        </w:rPr>
-      </w:pPr>
-      <w:r>
-        <w:rPr>
-          <w:rFonts w:ascii="Arial" w:hAnsi="Arial" w:cs="Arial"/>
-        </w:rPr>
-        <w:t>Programació de l’algoritme</w:t>
-      </w:r>
-      <w:r>
-        <w:rPr>
-          <w:rFonts w:ascii="Arial" w:hAnsi="Arial" w:cs="Arial"/>
-        </w:rPr>
-        <w:t xml:space="preserve"> A*</w:t>
-      </w:r>
-    </w:p>
-    <w:p>
-      <w:pPr>
-        <w:pStyle w:val="ListParagraph"/>
-        <w:numPr>
-          <w:ilvl w:val="3"/>
-          <w:numId w:val="4"/>
-        </w:numPr>
-        <w:rPr>
-          <w:rFonts w:ascii="Arial" w:hAnsi="Arial" w:cs="Arial"/>
-        </w:rPr>
-      </w:pPr>
-      <w:r>
-        <w:rPr>
-          <w:rFonts w:ascii="Arial" w:hAnsi="Arial" w:cs="Arial"/>
-        </w:rPr>
-        <w:t>Binary Heap</w:t>
-      </w:r>
-    </w:p>
-    <w:p>
-      <w:pPr>
-        <w:pStyle w:val="ListParagraph"/>
-        <w:numPr>
-          <w:ilvl w:val="2"/>
-          <w:numId w:val="4"/>
-        </w:numPr>
-        <w:rPr>
-          <w:rFonts w:ascii="Arial" w:hAnsi="Arial" w:cs="Arial"/>
-        </w:rPr>
-      </w:pPr>
-      <w:r>
-        <w:rPr>
-          <w:rFonts w:ascii="Arial" w:hAnsi="Arial" w:cs="Arial"/>
-        </w:rPr>
-        <w:t>? Exemples</w:t>
-      </w:r>
-    </w:p>
-    <w:p>
-      <w:pPr>
-        <w:pStyle w:val="ListParagraph"/>
-        <w:numPr>
-          <w:ilvl w:val="2"/>
-          <w:numId w:val="4"/>
-        </w:numPr>
-        <w:rPr>
-          <w:rFonts w:ascii="Arial" w:hAnsi="Arial" w:cs="Arial"/>
-        </w:rPr>
-      </w:pPr>
-      <w:r>
-        <w:rPr>
-          <w:rFonts w:ascii="Arial" w:hAnsi="Arial" w:cs="Arial"/>
-        </w:rPr>
-        <w:t>Construcció de l’heurística h_cheat</w:t>
-      </w:r>
-    </w:p>
-    <w:p>
-      <w:pPr>
-        <w:pStyle w:val="ListParagraph"/>
-        <w:numPr>
-          <w:ilvl w:val="2"/>
-          <w:numId w:val="4"/>
-        </w:numPr>
-        <w:rPr>
-          <w:rFonts w:ascii="Arial" w:hAnsi="Arial" w:cs="Arial"/>
-        </w:rPr>
-      </w:pPr>
-      <w:r>
-        <w:rPr>
-          <w:rFonts w:ascii="Arial" w:hAnsi="Arial" w:cs="Arial"/>
-        </w:rPr>
-        <w:t>Implementació al graf real</w:t>
-      </w:r>
-    </w:p>
-    <w:p>
-      <w:pPr>
-        <w:pStyle w:val="ListParagraph"/>
-        <w:numPr>
-          <w:ilvl w:val="1"/>
-          <w:numId w:val="4"/>
-        </w:numPr>
-        <w:rPr>
-          <w:rFonts w:ascii="Arial" w:hAnsi="Arial" w:cs="Arial"/>
-        </w:rPr>
-      </w:pPr>
-      <w:r>
-        <w:rPr>
-          <w:rFonts w:ascii="Arial" w:hAnsi="Arial" w:cs="Arial"/>
-        </w:rPr>
         <w:t>Informes de resultats</w:t>
+      </w:r>
+      <w:r>
+        <w:rPr>
+          <w:rFonts w:ascii="Arial" w:hAnsi="Arial" w:cs="Arial"/>
+        </w:rPr>
+        <w:t xml:space="preserve"> </w:t>
+      </w:r>
+      <w:r>
+        <w:rPr>
+          <w:rFonts w:ascii="Apple Color Emoji" w:hAnsi="Apple Color Emoji" w:cs="Arial"/>
+        </w:rPr>
+        <w:t xml:space="preserve">✅ </w:t>
       </w:r>
     </w:p>
     <w:p>
@@ -1069,6 +1080,18 @@
         </w:rPr>
         <w:t>A*_geo</w:t>
       </w:r>
+      <w:r>
+        <w:rPr>
+          <w:rFonts w:ascii="Arial" w:hAnsi="Arial" w:cs="Arial"/>
+        </w:rPr>
+        <w:t xml:space="preserve"> </w:t>
+      </w:r>
+      <w:r>
+        <w:rPr>
+          <w:rFonts w:ascii="Apple Color Emoji" w:hAnsi="Apple Color Emoji" w:cs="Arial"/>
+        </w:rPr>
+        <w:t>✅</w:t>
+      </w:r>
     </w:p>
     <w:p>
       <w:pPr>
@@ -1093,6 +1116,18 @@
         </w:rPr>
         <w:t xml:space="preserve"> de l’heurística h_geo</w:t>
       </w:r>
+      <w:r>
+        <w:rPr>
+          <w:rFonts w:ascii="Arial" w:hAnsi="Arial" w:cs="Arial"/>
+        </w:rPr>
+        <w:t xml:space="preserve"> </w:t>
+      </w:r>
+      <w:r>
+        <w:rPr>
+          <w:rFonts w:ascii="Apple Color Emoji" w:hAnsi="Apple Color Emoji" w:cs="Arial"/>
+        </w:rPr>
+        <w:t>✅</w:t>
+      </w:r>
     </w:p>
     <w:p>
       <w:pPr>
@@ -1110,6 +1145,18 @@
           <w:rFonts w:ascii="Arial" w:hAnsi="Arial" w:cs="Arial"/>
         </w:rPr>
         <w:t>Admissibilitat</w:t>
+      </w:r>
+      <w:r>
+        <w:rPr>
+          <w:rFonts w:ascii="Arial" w:hAnsi="Arial" w:cs="Arial"/>
+        </w:rPr>
+        <w:t xml:space="preserve"> </w:t>
+      </w:r>
+      <w:r>
+        <w:rPr>
+          <w:rFonts w:ascii="Apple Color Emoji" w:hAnsi="Apple Color Emoji" w:cs="Arial"/>
+        </w:rPr>
+        <w:t>✅</w:t>
       </w:r>
     </w:p>
     <w:p>
@@ -1191,6 +1238,18 @@
         </w:rPr>
         <w:t>Topolgia particular del graf</w:t>
       </w:r>
+      <w:r>
+        <w:rPr>
+          <w:rFonts w:ascii="Arial" w:hAnsi="Arial" w:cs="Arial"/>
+        </w:rPr>
+        <w:t xml:space="preserve"> </w:t>
+      </w:r>
+      <w:r>
+        <w:rPr>
+          <w:rFonts w:ascii="Apple Color Emoji" w:hAnsi="Apple Color Emoji" w:cs="Arial"/>
+        </w:rPr>
+        <w:t>✅</w:t>
+      </w:r>
     </w:p>
     <w:p>
       <w:pPr>
@@ -1267,6 +1326,90 @@
         </w:rPr>
         <w:t>_bcn</w:t>
       </w:r>
+      <w:r>
+        <w:rPr>
+          <w:rFonts w:ascii="Arial" w:hAnsi="Arial" w:cs="Arial"/>
+        </w:rPr>
+        <w:t xml:space="preserve"> </w:t>
+      </w:r>
+      <w:r>
+        <w:rPr>
+          <w:rFonts w:ascii="Apple Color Emoji" w:hAnsi="Apple Color Emoji" w:cs="Arial"/>
+        </w:rPr>
+        <w:t>✅</w:t>
+      </w:r>
+    </w:p>
+    <w:p>
+      <w:pPr>
+        <w:pStyle w:val="ListParagraph"/>
+        <w:numPr>
+          <w:ilvl w:val="2"/>
+          <w:numId w:val="4"/>
+        </w:numPr>
+        <w:rPr>
+          <w:rFonts w:ascii="Arial" w:hAnsi="Arial" w:cs="Arial"/>
+        </w:rPr>
+      </w:pPr>
+      <w:r>
+        <w:rPr>
+          <w:rFonts w:ascii="Arial" w:hAnsi="Arial" w:cs="Arial"/>
+        </w:rPr>
+        <w:t>Intuïció</w:t>
+      </w:r>
+    </w:p>
+    <w:p>
+      <w:pPr>
+        <w:pStyle w:val="ListParagraph"/>
+        <w:numPr>
+          <w:ilvl w:val="2"/>
+          <w:numId w:val="4"/>
+        </w:numPr>
+        <w:rPr>
+          <w:rFonts w:ascii="Arial" w:hAnsi="Arial" w:cs="Arial"/>
+        </w:rPr>
+      </w:pPr>
+      <w:r>
+        <w:rPr>
+          <w:rFonts w:ascii="Arial" w:hAnsi="Arial" w:cs="Arial"/>
+        </w:rPr>
+        <w:t>Def</w:t>
+      </w:r>
+    </w:p>
+    <w:p>
+      <w:pPr>
+        <w:pStyle w:val="ListParagraph"/>
+        <w:numPr>
+          <w:ilvl w:val="3"/>
+          <w:numId w:val="4"/>
+        </w:numPr>
+        <w:rPr>
+          <w:rFonts w:ascii="Arial" w:hAnsi="Arial" w:cs="Arial"/>
+        </w:rPr>
+      </w:pPr>
+      <w:r>
+        <w:rPr>
+          <w:rFonts w:ascii="Arial" w:hAnsi="Arial" w:cs="Arial"/>
+        </w:rPr>
+        <w:t>Dir perque a SB no és trampa</w:t>
+      </w:r>
+    </w:p>
+    <w:p>
+      <w:pPr>
+        <w:pStyle w:val="ListParagraph"/>
+        <w:numPr>
+          <w:ilvl w:val="3"/>
+          <w:numId w:val="4"/>
+        </w:numPr>
+        <w:rPr>
+          <w:rFonts w:ascii="Arial" w:hAnsi="Arial" w:cs="Arial"/>
+        </w:rPr>
+      </w:pPr>
+      <w:r>
+        <w:rPr>
+          <w:rFonts w:ascii="Arial" w:hAnsi="Arial" w:cs="Arial"/>
+        </w:rPr>
+        <w:t>Mirar que les dems siguin acordes a les defs dels casos</w:t>
+      </w:r>
     </w:p>
     <w:p>
       <w:pPr>
@@ -1495,22 +1638,9 @@
         <w:rPr>
           <w:rFonts w:ascii="Arial" w:hAnsi="Arial" w:cs="Arial"/>
         </w:rPr>
+        <w:lastRenderedPageBreak/>
         <w:t>Annexos</w:t>
       </w:r>
-    </w:p>
-    <w:p>
-      <w:pPr>
-        <w:rPr>
-          <w:rFonts w:ascii="Arial" w:hAnsi="Arial" w:cs="Arial"/>
-        </w:rPr>
-      </w:pPr>
-    </w:p>
-    <w:p>
-      <w:pPr>
-        <w:rPr>
-          <w:rFonts w:ascii="Arial" w:hAnsi="Arial" w:cs="Arial"/>
-        </w:rPr>
-      </w:pPr>
     </w:p>
     <w:sectPr>
       <w:pgSz w:w="11906" w:h="16838"/>
@@ -1523,7 +1653,7 @@
 </file>
 
 <file path=word/numbering.xml><?xml version="1.0" encoding="utf-8"?>
-<w:numbering xmlns:wpc="http://schemas.microsoft.com/office/word/2010/wordprocessingCanvas" xmlns:cx="http://schemas.microsoft.com/office/drawing/2014/chartex" xmlns:cx1="http://schemas.microsoft.com/office/drawing/2015/9/8/chartex" xmlns:cx2="http://schemas.microsoft.com/office/drawing/2015/10/21/chartex" xmlns:cx3="http://schemas.microsoft.com/office/drawing/2016/5/9/chartex" xmlns:cx4="http://schemas.microsoft.com/office/drawing/2016/5/10/chartex" xmlns:cx5="http://schemas.microsoft.com/office/drawing/2016/5/11/chartex" xmlns:cx6="http://schemas.microsoft.com/office/drawing/2016/5/12/chartex" xmlns:cx7="http://schemas.microsoft.com/office/drawing/2016/5/13/chartex" xmlns:cx8="http://schemas.microsoft.com/office/drawing/2016/5/14/chartex" xmlns:mc="http://schemas.openxmlformats.org/markup-compatibility/2006" xmlns:m="http://schemas.openxmlformats.org/officeDocument/2006/math" xmlns:aink="http://schemas.microsoft.com/office/drawing/2016/ink" xmlns:am3d="http://schemas.microsoft.com/office/drawing/2017/model3d" xmlns:oel="http://schemas.microsoft.com/office/2019/extlst" xmlns:r="http://schemas.openxmlformats.org/officeDocument/2006/relationships" xmlns:wp14="http://schemas.microsoft.com/office/word/2010/wordprocessingDrawing" xmlns:wp="http://schemas.openxmlformats.org/drawingml/2006/wordprocessingDrawing" xmlns:wpg="http://schemas.microsoft.com/office/word/2010/wordprocessingGroup" xmlns:wpi="http://schemas.microsoft.com/office/word/2010/wordprocessingInk" xmlns:wps="http://schemas.microsoft.com/office/word/2010/wordprocessingShape" xmlns:o="urn:schemas-microsoft-com:office:office" xmlns:v="urn:schemas-microsoft-com:vml" xmlns:w10="urn:schemas-microsoft-com:office:word" xmlns:w="http://schemas.openxmlformats.org/wordprocessingml/2006/main" xmlns:w14="http://schemas.microsoft.com/office/word/2010/wordml" xmlns:w15="http://schemas.microsoft.com/office/word/2012/wordml" xmlns:w16cex="http://schemas.microsoft.com/office/word/2018/wordml/cex" xmlns:w16cid="http://schemas.microsoft.com/office/word/2016/wordml/cid" xmlns:w16="http://schemas.microsoft.com/office/word/2018/wordml" xmlns:w16sdtdh="http://schemas.microsoft.com/office/word/2020/wordml/sdtdatahash" xmlns:w16sdtfl="http://schemas.microsoft.com/office/word/2024/wordml/sdtformatlock" xmlns:w16se="http://schemas.microsoft.com/office/word/2015/wordml/symex" xmlns:w16du="http://schemas.microsoft.com/office/word/2023/wordml/word16du" xmlns:wne="http://schemas.microsoft.com/office/word/2006/wordml" mc:Ignorable="w14 w15 w16se w16cid w16 w16cex w16sdtdh w16sdtfl w16du wp14">
+<w:numbering xmlns:wpc="http://schemas.microsoft.com/office/word/2010/wordprocessingCanvas" xmlns:cx="http://schemas.microsoft.com/office/drawing/2014/chartex" xmlns:cx1="http://schemas.microsoft.com/office/drawing/2015/9/8/chartex" xmlns:cx2="http://schemas.microsoft.com/office/drawing/2015/10/21/chartex" xmlns:cx3="http://schemas.microsoft.com/office/drawing/2016/5/9/chartex" xmlns:cx4="http://schemas.microsoft.com/office/drawing/2016/5/10/chartex" xmlns:cx5="http://schemas.microsoft.com/office/drawing/2016/5/11/chartex" xmlns:cx6="http://schemas.microsoft.com/office/drawing/2016/5/12/chartex" xmlns:cx7="http://schemas.microsoft.com/office/drawing/2016/5/13/chartex" xmlns:cx8="http://schemas.microsoft.com/office/drawing/2016/5/14/chartex" xmlns:mc="http://schemas.openxmlformats.org/markup-compatibility/2006" xmlns:m="http://schemas.openxmlformats.org/officeDocument/2006/math" xmlns:aink="http://schemas.microsoft.com/office/drawing/2016/ink" xmlns:am3d="http://schemas.microsoft.com/office/drawing/2017/model3d" xmlns:oel="http://schemas.microsoft.com/office/2019/extlst" xmlns:r="http://schemas.openxmlformats.org/officeDocument/2006/relationships" xmlns:wp14="http://schemas.microsoft.com/office/word/2010/wordprocessingDrawing" xmlns:wp="http://schemas.openxmlformats.org/drawingml/2006/wordprocessingDrawing" xmlns:wpg="http://schemas.microsoft.com/office/word/2010/wordprocessingGroup" xmlns:wpi="http://schemas.microsoft.com/office/word/2010/wordprocessingInk" xmlns:wps="http://schemas.microsoft.com/office/word/2010/wordprocessingShape" xmlns:o="urn:schemas-microsoft-com:office:office" xmlns:v="urn:schemas-microsoft-com:vml" xmlns:w10="urn:schemas-microsoft-com:office:word" xmlns:w="http://schemas.openxmlformats.org/wordprocessingml/2006/main" xmlns:w14="http://schemas.microsoft.com/office/word/2010/wordml" xmlns:w15="http://schemas.microsoft.com/office/word/2012/wordml" xmlns:w16cei="http://schemas.microsoft.com/office/word/2026/wordml/cei" xmlns:w16cex="http://schemas.microsoft.com/office/word/2018/wordml/cex" xmlns:w16cid="http://schemas.microsoft.com/office/word/2016/wordml/cid" xmlns:w16="http://schemas.microsoft.com/office/word/2018/wordml" xmlns:w16sdtdh="http://schemas.microsoft.com/office/word/2020/wordml/sdtdatahash" xmlns:w16sdtfl="http://schemas.microsoft.com/office/word/2024/wordml/sdtformatlock" xmlns:w16se="http://schemas.microsoft.com/office/word/2015/wordml/symex" xmlns:w16du="http://schemas.microsoft.com/office/word/2023/wordml/word16du" xmlns:wne="http://schemas.microsoft.com/office/word/2006/wordml" mc:Ignorable="w14 w15 w16se w16cid w16 w16cex w16sdtdh w16sdtfl w16du wp14">
   <w:abstractNum w:abstractNumId="0" w15:restartNumberingAfterBreak="0">
     <w:nsid w:val="4727558A"/>
     <w:multiLevelType w:val="hybridMultilevel"/>

--- a/.docu/Memòria/Esquema memòria.docx
+++ b/.docu/Memòria/Esquema memòria.docx
@@ -296,6 +296,18 @@
         </w:rPr>
         <w:t>Introducció</w:t>
       </w:r>
+      <w:r>
+        <w:rPr>
+          <w:rFonts w:ascii="Arial" w:hAnsi="Arial" w:cs="Arial"/>
+        </w:rPr>
+        <w:t xml:space="preserve"> </w:t>
+      </w:r>
+      <w:r>
+        <w:rPr>
+          <w:rFonts w:ascii="Apple Color Emoji" w:hAnsi="Apple Color Emoji" w:cs="Arial"/>
+        </w:rPr>
+        <w:t>🟠</w:t>
+      </w:r>
     </w:p>
     <w:p>
       <w:pPr>
@@ -314,6 +326,18 @@
         </w:rPr>
         <w:t>Portada</w:t>
       </w:r>
+      <w:r>
+        <w:rPr>
+          <w:rFonts w:ascii="Arial" w:hAnsi="Arial" w:cs="Arial"/>
+        </w:rPr>
+        <w:t xml:space="preserve"> </w:t>
+      </w:r>
+      <w:r>
+        <w:rPr>
+          <w:rFonts w:ascii="Apple Color Emoji" w:hAnsi="Apple Color Emoji" w:cs="Arial"/>
+        </w:rPr>
+        <w:t>✅</w:t>
+      </w:r>
     </w:p>
     <w:p>
       <w:pPr>
@@ -332,6 +356,18 @@
         </w:rPr>
         <w:t>Resum</w:t>
       </w:r>
+      <w:r>
+        <w:rPr>
+          <w:rFonts w:ascii="Arial" w:hAnsi="Arial" w:cs="Arial"/>
+        </w:rPr>
+        <w:t xml:space="preserve"> </w:t>
+      </w:r>
+      <w:r>
+        <w:rPr>
+          <w:rFonts w:ascii="Apple Color Emoji" w:hAnsi="Apple Color Emoji" w:cs="Arial"/>
+        </w:rPr>
+        <w:t>🟠</w:t>
+      </w:r>
     </w:p>
     <w:p>
       <w:pPr>
@@ -350,6 +386,18 @@
         </w:rPr>
         <w:t>Agraïments</w:t>
       </w:r>
+      <w:r>
+        <w:rPr>
+          <w:rFonts w:ascii="Arial" w:hAnsi="Arial" w:cs="Arial"/>
+        </w:rPr>
+        <w:t xml:space="preserve"> </w:t>
+      </w:r>
+      <w:r>
+        <w:rPr>
+          <w:rFonts w:ascii="Apple Color Emoji" w:hAnsi="Apple Color Emoji" w:cs="Arial"/>
+        </w:rPr>
+        <w:t>✅</w:t>
+      </w:r>
     </w:p>
     <w:p>
       <w:pPr>
@@ -372,7 +420,133 @@
         <w:rPr>
           <w:rFonts w:ascii="Arial" w:hAnsi="Arial" w:cs="Arial"/>
         </w:rPr>
-        <w:t>x</w:t>
+        <w:t xml:space="preserve"> </w:t>
+      </w:r>
+      <w:r>
+        <w:rPr>
+          <w:rFonts w:ascii="Apple Color Emoji" w:hAnsi="Apple Color Emoji" w:cs="Arial"/>
+        </w:rPr>
+        <w:t>🟠</w:t>
+      </w:r>
+    </w:p>
+    <w:p>
+      <w:pPr>
+        <w:pStyle w:val="ListParagraph"/>
+        <w:numPr>
+          <w:ilvl w:val="0"/>
+          <w:numId w:val="1"/>
+        </w:numPr>
+        <w:rPr>
+          <w:rFonts w:ascii="Arial" w:hAnsi="Arial" w:cs="Arial"/>
+        </w:rPr>
+      </w:pPr>
+      <w:r>
+        <w:rPr>
+          <w:rFonts w:ascii="Arial" w:hAnsi="Arial" w:cs="Arial"/>
+        </w:rPr>
+        <w:t>Referències</w:t>
+      </w:r>
+      <w:r>
+        <w:rPr>
+          <w:rFonts w:ascii="Arial" w:hAnsi="Arial" w:cs="Arial"/>
+        </w:rPr>
+        <w:t xml:space="preserve"> </w:t>
+      </w:r>
+      <w:r>
+        <w:rPr>
+          <w:rFonts w:ascii="Apple Color Emoji" w:hAnsi="Apple Color Emoji" w:cs="Arial"/>
+        </w:rPr>
+        <w:t>🟠</w:t>
+      </w:r>
+    </w:p>
+    <w:p>
+      <w:pPr>
+        <w:pStyle w:val="ListParagraph"/>
+        <w:numPr>
+          <w:ilvl w:val="0"/>
+          <w:numId w:val="1"/>
+        </w:numPr>
+        <w:rPr>
+          <w:rFonts w:ascii="Arial" w:hAnsi="Arial" w:cs="Arial"/>
+        </w:rPr>
+      </w:pPr>
+      <w:r>
+        <w:rPr>
+          <w:rFonts w:ascii="Arial" w:hAnsi="Arial" w:cs="Arial"/>
+        </w:rPr>
+        <w:t>Noms taules</w:t>
+      </w:r>
+    </w:p>
+    <w:p>
+      <w:pPr>
+        <w:pStyle w:val="ListParagraph"/>
+        <w:numPr>
+          <w:ilvl w:val="0"/>
+          <w:numId w:val="1"/>
+        </w:numPr>
+        <w:rPr>
+          <w:rFonts w:ascii="Arial" w:hAnsi="Arial" w:cs="Arial"/>
+        </w:rPr>
+      </w:pPr>
+      <w:r>
+        <w:rPr>
+          <w:rFonts w:ascii="Arial" w:hAnsi="Arial" w:cs="Arial"/>
+        </w:rPr>
+        <w:t>Codi GitHub</w:t>
+      </w:r>
+    </w:p>
+    <w:p>
+      <w:pPr>
+        <w:pStyle w:val="ListParagraph"/>
+        <w:numPr>
+          <w:ilvl w:val="0"/>
+          <w:numId w:val="1"/>
+        </w:numPr>
+        <w:rPr>
+          <w:rFonts w:ascii="Arial" w:hAnsi="Arial" w:cs="Arial"/>
+        </w:rPr>
+      </w:pPr>
+      <w:r>
+        <w:rPr>
+          <w:rFonts w:ascii="Arial" w:hAnsi="Arial" w:cs="Arial"/>
+        </w:rPr>
+        <w:t>Repassar tota la memòria de daltabaix</w:t>
+      </w:r>
+    </w:p>
+    <w:p>
+      <w:pPr>
+        <w:pStyle w:val="ListParagraph"/>
+        <w:numPr>
+          <w:ilvl w:val="0"/>
+          <w:numId w:val="1"/>
+        </w:numPr>
+        <w:rPr>
+          <w:rFonts w:ascii="Arial" w:hAnsi="Arial" w:cs="Arial"/>
+        </w:rPr>
+      </w:pPr>
+      <w:r>
+        <w:rPr>
+          <w:rFonts w:ascii="Arial" w:hAnsi="Arial" w:cs="Arial"/>
+        </w:rPr>
+        <w:t>Modificar llistats?</w:t>
+      </w:r>
+    </w:p>
+    <w:p>
+      <w:pPr>
+        <w:pStyle w:val="ListParagraph"/>
+        <w:numPr>
+          <w:ilvl w:val="0"/>
+          <w:numId w:val="1"/>
+        </w:numPr>
+        <w:rPr>
+          <w:rFonts w:ascii="Arial" w:hAnsi="Arial" w:cs="Arial"/>
+        </w:rPr>
+      </w:pPr>
+      <w:r>
+        <w:rPr>
+          <w:rFonts w:ascii="Arial" w:hAnsi="Arial" w:cs="Arial"/>
+        </w:rPr>
+        <w:t>Afegir exemples?</w:t>
       </w:r>
     </w:p>
     <w:p>
@@ -571,6 +745,7 @@
         <w:rPr>
           <w:rFonts w:ascii="Arial" w:hAnsi="Arial" w:cs="Arial"/>
         </w:rPr>
+        <w:lastRenderedPageBreak/>
         <w:t>Camins més curts de les rutes</w:t>
       </w:r>
     </w:p>
@@ -727,7 +902,6 @@
         <w:rPr>
           <w:rFonts w:ascii="Arial" w:hAnsi="Arial" w:cs="Arial"/>
         </w:rPr>
-        <w:lastRenderedPageBreak/>
         <w:t>? Exemples</w:t>
       </w:r>
     </w:p>
@@ -1496,6 +1670,7 @@
         <w:rPr>
           <w:rFonts w:ascii="Arial" w:hAnsi="Arial" w:cs="Arial"/>
         </w:rPr>
+        <w:lastRenderedPageBreak/>
         <w:t>Comparació</w:t>
       </w:r>
     </w:p>
@@ -1638,7 +1813,6 @@
         <w:rPr>
           <w:rFonts w:ascii="Arial" w:hAnsi="Arial" w:cs="Arial"/>
         </w:rPr>
-        <w:lastRenderedPageBreak/>
         <w:t>Annexos</w:t>
       </w:r>
     </w:p>
